--- a/Feedback _Rechner.docx
+++ b/Feedback _Rechner.docx
@@ -139,7 +139,21 @@
               <w:rPr>
                 <w:strike/>
               </w:rPr>
-              <w:t xml:space="preserve"> „Probieren Sie….“ streichen</w:t>
+              <w:t xml:space="preserve"> „Probieren </w:t>
+            </w:r>
+            <w:proofErr w:type="gramStart"/>
+            <w:r>
+              <w:rPr>
+                <w:strike/>
+              </w:rPr>
+              <w:t>Sie….</w:t>
+            </w:r>
+            <w:proofErr w:type="gramEnd"/>
+            <w:r>
+              <w:rPr>
+                <w:strike/>
+              </w:rPr>
+              <w:t>“ streichen</w:t>
             </w:r>
             <w:r>
               <w:rPr>
@@ -178,7 +192,14 @@
               <w:rPr>
                 <w:strike/>
               </w:rPr>
-              <w:t>Fußnote 3: „worden“ am Ende des Satzes streichen (bitte auch bei allen anderen Seite</w:t>
+              <w:t xml:space="preserve">Fußnote 3: „worden“ am Ende des Satzes streichen (bitte auch bei allen anderen </w:t>
+            </w:r>
+            <w:proofErr w:type="gramStart"/>
+            <w:r>
+              <w:rPr>
+                <w:strike/>
+              </w:rPr>
+              <w:t>Seite</w:t>
             </w:r>
             <w:r>
               <w:rPr>
@@ -190,7 +211,14 @@
               <w:rPr>
                 <w:strike/>
               </w:rPr>
-              <w:t xml:space="preserve">n, wo das Szenario beschrieben wir streichen) </w:t>
+              <w:t>n</w:t>
+            </w:r>
+            <w:proofErr w:type="gramEnd"/>
+            <w:r>
+              <w:rPr>
+                <w:strike/>
+              </w:rPr>
+              <w:t xml:space="preserve">, wo das Szenario beschrieben wir streichen) </w:t>
             </w:r>
           </w:p>
         </w:tc>
@@ -271,31 +299,6 @@
               <w:t xml:space="preserve"> (bitte dies bei allen Ergebnissen so machen) </w:t>
             </w:r>
           </w:p>
-          <w:p>
-            <w:pPr>
-              <w:rPr>
-                <w:color w:val="FF0000"/>
-              </w:rPr>
-            </w:pPr>
-            <w:r>
-              <w:rPr>
-                <w:color w:val="FF0000"/>
-              </w:rPr>
-              <w:t xml:space="preserve">Achtung, </w:t>
-            </w:r>
-            <w:r>
-              <w:rPr>
-                <w:color w:val="FF0000"/>
-              </w:rPr>
-              <w:t>Perzentil Berechnungen</w:t>
-            </w:r>
-            <w:r>
-              <w:rPr>
-                <w:color w:val="FF0000"/>
-              </w:rPr>
-              <w:t xml:space="preserve"> anschauen! Perzentil verändert sich wenn z.B. Kindererziehungszeiten hinzukommen. </w:t>
-            </w:r>
-          </w:p>
         </w:tc>
       </w:tr>
       <w:tr>
@@ -308,7 +311,6 @@
           </w:tcPr>
           <w:p>
             <w:r>
-              <w:lastRenderedPageBreak/>
               <w:t>Ergebnisse 2/4</w:t>
             </w:r>
             <w:r>
@@ -328,19 +330,6 @@
                 <w:highlight w:val="yellow"/>
               </w:rPr>
             </w:pPr>
-          </w:p>
-          <w:p>
-            <w:pPr>
-              <w:rPr>
-                <w:highlight w:val="yellow"/>
-              </w:rPr>
-            </w:pPr>
-            <w:r>
-              <w:rPr>
-                <w:highlight w:val="yellow"/>
-              </w:rPr>
-              <w:t>TODO!</w:t>
-            </w:r>
           </w:p>
         </w:tc>
         <w:tc>
@@ -348,29 +337,102 @@
             <w:tcW w:w="4531" w:type="dxa"/>
           </w:tcPr>
           <w:p>
-            <w:r>
-              <w:t xml:space="preserve">Könnte hier der Gender Pension Gap noch besser hervorgehoben werden? Es könnte z.B. beim Individualeinkommen das Wort „Gender Pension Gap“ mit einem Pfeil zur grauen Linie führen. Es soll auf den ersten Blick erkannt werden, dass der Abstand zwischen rotem und gelben Punkt der GPG ist. </w:t>
-            </w:r>
-          </w:p>
-          <w:p/>
-          <w:p>
-            <w:r>
+            <w:pPr>
+              <w:rPr>
+                <w:strike/>
+              </w:rPr>
+            </w:pPr>
+            <w:r>
+              <w:rPr>
+                <w:strike/>
+              </w:rPr>
+              <w:t xml:space="preserve">Könnte hier der Gender Pension Gap noch besser hervorgehoben werden? Es könnte z.B. beim Individualeinkommen das Wort „Gender Pension Gap“ mit einem Pfeil zur grauen Linie führen. Es soll auf den ersten Blick erkannt werden, dass der Abstand </w:t>
+            </w:r>
+            <w:proofErr w:type="gramStart"/>
+            <w:r>
+              <w:rPr>
+                <w:strike/>
+              </w:rPr>
+              <w:t>zwischen rotem und gelben Punkt</w:t>
+            </w:r>
+            <w:proofErr w:type="gramEnd"/>
+            <w:r>
+              <w:rPr>
+                <w:strike/>
+              </w:rPr>
+              <w:t xml:space="preserve"> der GPG ist. </w:t>
+            </w:r>
+          </w:p>
+          <w:p>
+            <w:pPr>
+              <w:rPr>
+                <w:strike/>
+              </w:rPr>
+            </w:pPr>
+          </w:p>
+          <w:p>
+            <w:pPr>
+              <w:rPr>
+                <w:strike/>
+              </w:rPr>
+            </w:pPr>
+            <w:r>
+              <w:rPr>
+                <w:strike/>
+              </w:rPr>
               <w:t>Beim Text. Gleich beginnen wie bei Ergebnis ¼: „Im Szenario XY würde der Gender Pension Gap in meiner Vergleichsgruppe, die Ersatzzeiten durch Arbeitslosigkeit haben, von…“</w:t>
             </w:r>
           </w:p>
-          <w:p/>
-          <w:p>
-            <w:r>
-              <w:t xml:space="preserve">Wäre es hier außerdem möglich den Gender Pension Gap Absolut und in Prozent anzuführen und nicht die Frauenpensionen relativ zu den Männerpensionen? Das haben wir scheinbar bis jetzt überlesen. </w:t>
-            </w:r>
-          </w:p>
-          <w:p>
-            <w:r>
+          <w:p>
+            <w:pPr>
+              <w:rPr>
+                <w:strike/>
+              </w:rPr>
+            </w:pPr>
+          </w:p>
+          <w:p>
+            <w:pPr>
+              <w:rPr>
+                <w:strike/>
+              </w:rPr>
+            </w:pPr>
+            <w:r>
+              <w:rPr>
+                <w:strike/>
+              </w:rPr>
+              <w:t xml:space="preserve">Wäre es hier außerdem möglich den Gender Pension Gap Absolut und in Prozent anzuführen </w:t>
+            </w:r>
+            <w:r>
+              <w:rPr>
+                <w:strike/>
+              </w:rPr>
+              <w:lastRenderedPageBreak/>
+              <w:t xml:space="preserve">und nicht die Frauenpensionen relativ zu den Männerpensionen? Das haben wir scheinbar bis jetzt überlesen. </w:t>
+            </w:r>
+          </w:p>
+          <w:p>
+            <w:pPr>
+              <w:rPr>
+                <w:strike/>
+              </w:rPr>
+            </w:pPr>
+            <w:r>
+              <w:rPr>
+                <w:strike/>
+              </w:rPr>
               <w:t>Der Text ab dem zweiten Satz würde deshalb lauten: „Damit würde der Gender Pension Gap XY % statt XY% ausmachen und von XY Euro auf XY Euro fallen/steigen.“</w:t>
             </w:r>
           </w:p>
           <w:p>
-            <w:r>
+            <w:pPr>
+              <w:rPr>
+                <w:strike/>
+              </w:rPr>
+            </w:pPr>
+            <w:r>
+              <w:rPr>
+                <w:strike/>
+              </w:rPr>
               <w:t xml:space="preserve">Direkt bei der Grafik bräuchte es dann statt der Frauenpension relativ zu Männerpension den GPG in % am besten neben dem absoluten Wert.  </w:t>
             </w:r>
           </w:p>
@@ -386,6 +448,7 @@
           </w:tcPr>
           <w:p>
             <w:r>
+              <w:lastRenderedPageBreak/>
               <w:t>Auswahl ½ H</w:t>
             </w:r>
             <w:r>
@@ -407,7 +470,21 @@
               <w:rPr>
                 <w:strike/>
               </w:rPr>
-              <w:t xml:space="preserve">Bitte ändern auf das Gesamteinkommen von Haushalten &amp; die Armutgefährdungsquote von Haushalten </w:t>
+              <w:t xml:space="preserve">Bitte ändern auf das Gesamteinkommen von Haushalten &amp; die </w:t>
+            </w:r>
+            <w:proofErr w:type="spellStart"/>
+            <w:r>
+              <w:rPr>
+                <w:strike/>
+              </w:rPr>
+              <w:t>Armutgefährdungsquote</w:t>
+            </w:r>
+            <w:proofErr w:type="spellEnd"/>
+            <w:r>
+              <w:rPr>
+                <w:strike/>
+              </w:rPr>
+              <w:t xml:space="preserve"> von Haushalten </w:t>
             </w:r>
             <w:r>
               <w:rPr>
@@ -434,7 +511,21 @@
                 <w:strike/>
               </w:rPr>
               <w:br/>
-              <w:t xml:space="preserve">Die Betrachtung liegt hier auf durchschnittlichen Haushaltseinkommen. Darunter fallen auch Haushalte, in denen z.B. nur eine Person ein Pensionseinkommen oder in der gar keine Person ein Pensionseinkommen hat. Deswegen sind hier die gezeigten Effekt kleiner, als wenn nur das individuelle Pensionseinkommen betrachtet wird. </w:t>
+              <w:t xml:space="preserve">Die Betrachtung liegt hier auf durchschnittlichen Haushaltseinkommen. Darunter fallen auch Haushalte, in denen z.B. nur eine Person ein Pensionseinkommen oder in der gar keine Person ein Pensionseinkommen hat. Deswegen sind hier </w:t>
+            </w:r>
+            <w:proofErr w:type="gramStart"/>
+            <w:r>
+              <w:rPr>
+                <w:strike/>
+              </w:rPr>
+              <w:t>die gezeigten Effekt</w:t>
+            </w:r>
+            <w:proofErr w:type="gramEnd"/>
+            <w:r>
+              <w:rPr>
+                <w:strike/>
+              </w:rPr>
+              <w:t xml:space="preserve"> kleiner, als wenn nur das individuelle Pensionseinkommen betrachtet wird. </w:t>
             </w:r>
           </w:p>
         </w:tc>
@@ -449,7 +540,6 @@
           </w:tcPr>
           <w:p>
             <w:r>
-              <w:lastRenderedPageBreak/>
               <w:t xml:space="preserve">Ergebnisse 1/3 HH-Ebene </w:t>
             </w:r>
           </w:p>
@@ -476,12 +566,14 @@
               </w:rPr>
               <w:t>„</w:t>
             </w:r>
+            <w:proofErr w:type="spellStart"/>
             <w:r>
               <w:rPr>
                 <w:strike/>
               </w:rPr>
               <w:t>äquivalisierte</w:t>
             </w:r>
+            <w:proofErr w:type="spellEnd"/>
             <w:r>
               <w:rPr>
                 <w:strike/>
@@ -535,6 +627,7 @@
           </w:tcPr>
           <w:p>
             <w:r>
+              <w:lastRenderedPageBreak/>
               <w:t>Ergebnisse 3/3 HH-Ebene</w:t>
             </w:r>
           </w:p>
@@ -553,7 +646,21 @@
               <w:rPr>
                 <w:strike/>
               </w:rPr>
-              <w:t xml:space="preserve">Hier scheint gar kein Text mehr auf. Bitte denselben Text wie bei Ergebnisse 2/3 nur eben auf die jeweiligen Merkmale. </w:t>
+              <w:t xml:space="preserve">Hier scheint </w:t>
+            </w:r>
+            <w:proofErr w:type="gramStart"/>
+            <w:r>
+              <w:rPr>
+                <w:strike/>
+              </w:rPr>
+              <w:t>gar kein</w:t>
+            </w:r>
+            <w:proofErr w:type="gramEnd"/>
+            <w:r>
+              <w:rPr>
+                <w:strike/>
+              </w:rPr>
+              <w:t xml:space="preserve"> Text mehr auf. Bitte denselben Text wie bei Ergebnisse 2/3 nur eben auf die jeweiligen Merkmale. </w:t>
             </w:r>
           </w:p>
         </w:tc>
